--- a/Izvestaj/AI Finansije.docx
+++ b/Izvestaj/AI Finansije.docx
@@ -280,7 +280,7 @@
           <w:lang w:val="sr-Cyrl-RS"/>
         </w:rPr>
         <w:tab/>
-        <w:t xml:space="preserve">                Ментор:                                                                                                        </w:t>
+        <w:t xml:space="preserve">            Ментор:                                                                                                        </w:t>
       </w:r>
       <w:r>
         <w:rPr>
@@ -308,7 +308,16 @@
           <w:szCs w:val="24"/>
           <w:lang w:val="sr-Cyrl-RS"/>
         </w:rPr>
-        <w:t xml:space="preserve">                                                   Проф. др. Леонид Стоименов</w:t>
+        <w:t xml:space="preserve">                                      Проф. др. </w:t>
+      </w:r>
+      <w:r>
+        <w:rPr>
+          <w:rFonts w:ascii="Times New Roman" w:hAnsi="Times New Roman" w:cs="Times New Roman"/>
+          <w:sz w:val="24"/>
+          <w:szCs w:val="24"/>
+          <w:lang w:val="sr-Cyrl-RS"/>
+        </w:rPr>
+        <w:t>Александар Милосављевић</w:t>
       </w:r>
       <w:r>
         <w:rPr>
